--- a/Гартвиг_РА_отчет.docx
+++ b/Гартвиг_РА_отчет.docx
@@ -2916,6 +2916,12 @@
           <w:rFonts w:cs="Times New Roman"/>
         </w:rPr>
         <w:t>Реализовать эмулятор разработанной модели DAG-реестра</w:t>
+      </w:r>
+      <w:r>
+        <w:rPr>
+          <w:rFonts w:cs="Times New Roman"/>
+        </w:rPr>
+        <w:t>.</w:t>
       </w:r>
     </w:p>
     <w:p>
@@ -3421,6 +3427,13 @@
         </w:rPr>
         <w:t xml:space="preserve"> - узел, выпустивший блок</w:t>
       </w:r>
+      <w:r>
+        <w:rPr>
+          <w:rFonts w:cs="Times New Roman"/>
+          <w:lang w:val="en-US"/>
+        </w:rPr>
+        <w:t>.</w:t>
+      </w:r>
     </w:p>
     <w:p>
       <w:pPr>
@@ -3447,6 +3460,12 @@
         </w:rPr>
         <w:t xml:space="preserve"> - полезная нагрузка блока, например транзакция</w:t>
       </w:r>
+      <w:r>
+        <w:rPr>
+          <w:rFonts w:cs="Times New Roman"/>
+        </w:rPr>
+        <w:t>.</w:t>
+      </w:r>
     </w:p>
     <w:p>
       <w:pPr>
@@ -3474,6 +3493,12 @@
         </w:rPr>
         <w:t xml:space="preserve"> - множество родительских блоков, на которые ссылается новый блок</w:t>
       </w:r>
+      <w:r>
+        <w:rPr>
+          <w:rFonts w:cs="Times New Roman"/>
+        </w:rPr>
+        <w:t>.</w:t>
+      </w:r>
     </w:p>
     <w:p>
       <w:pPr>
@@ -3512,6 +3537,12 @@
         </w:rPr>
         <w:t>, к которому относится блок</w:t>
       </w:r>
+      <w:r>
+        <w:rPr>
+          <w:rFonts w:cs="Times New Roman"/>
+        </w:rPr>
+        <w:t>.</w:t>
+      </w:r>
     </w:p>
     <w:p>
       <w:pPr>
@@ -3538,6 +3569,12 @@
         </w:rPr>
         <w:t xml:space="preserve"> - ссылка на состояние слота, которую поддерживает узел</w:t>
       </w:r>
+      <w:r>
+        <w:rPr>
+          <w:rFonts w:cs="Times New Roman"/>
+        </w:rPr>
+        <w:t>.</w:t>
+      </w:r>
     </w:p>
     <w:p>
       <w:pPr>
@@ -3563,6 +3600,13 @@
           <w:rFonts w:cs="Times New Roman"/>
         </w:rPr>
         <w:t xml:space="preserve"> - подпись создателя блока</w:t>
+      </w:r>
+      <w:r>
+        <w:rPr>
+          <w:rFonts w:cs="Times New Roman"/>
+          <w:lang w:val="en-US"/>
+        </w:rPr>
+        <w:t>.</w:t>
       </w:r>
     </w:p>
     <w:p>
@@ -3923,6 +3967,13 @@
         </w:rPr>
         <w:t>Формирует транзакцию</w:t>
       </w:r>
+      <w:r>
+        <w:rPr>
+          <w:rFonts w:cs="Times New Roman"/>
+          <w:lang w:val="en-US"/>
+        </w:rPr>
+        <w:t>.</w:t>
+      </w:r>
     </w:p>
     <w:p>
       <w:pPr>
@@ -3983,6 +4034,13 @@
           <w:lang w:val="en-US"/>
         </w:rPr>
         <w:t xml:space="preserve"> b</w:t>
+      </w:r>
+      <w:r>
+        <w:rPr>
+          <w:rFonts w:cs="Times New Roman"/>
+          <w:lang w:val="en-US"/>
+        </w:rPr>
+        <w:t>.</w:t>
       </w:r>
     </w:p>
     <w:p>
@@ -8534,7 +8592,14 @@
         <w:rPr>
           <w:rFonts w:cs="Times New Roman"/>
         </w:rPr>
-        <w:t xml:space="preserve"> участник, создавший событие;</w:t>
+        <w:t xml:space="preserve"> участник, создавший событие</w:t>
+      </w:r>
+      <w:r>
+        <w:rPr>
+          <w:rFonts w:cs="Times New Roman"/>
+          <w:lang w:val="en-US"/>
+        </w:rPr>
+        <w:t>.</w:t>
       </w:r>
     </w:p>
     <w:p>
@@ -8560,7 +8625,13 @@
         <w:rPr>
           <w:rFonts w:cs="Times New Roman"/>
         </w:rPr>
-        <w:t xml:space="preserve"> - набор транзакций, включённых в событие;</w:t>
+        <w:t xml:space="preserve"> - набор транзакций, включённых в событие</w:t>
+      </w:r>
+      <w:r>
+        <w:rPr>
+          <w:rFonts w:cs="Times New Roman"/>
+        </w:rPr>
+        <w:t>.</w:t>
       </w:r>
     </w:p>
     <w:p>
@@ -8594,7 +8665,13 @@
         <w:rPr>
           <w:rFonts w:cs="Times New Roman"/>
         </w:rPr>
-        <w:t>- предыдущее событие того же создателя;</w:t>
+        <w:t>- предыдущее событие того же создателя</w:t>
+      </w:r>
+      <w:r>
+        <w:rPr>
+          <w:rFonts w:cs="Times New Roman"/>
+        </w:rPr>
+        <w:t>.</w:t>
       </w:r>
     </w:p>
     <w:p>
@@ -8641,7 +8718,13 @@
         <w:rPr>
           <w:rFonts w:cs="Times New Roman"/>
         </w:rPr>
-        <w:t>-синхронизации;</w:t>
+        <w:t>-синхронизации</w:t>
+      </w:r>
+      <w:r>
+        <w:rPr>
+          <w:rFonts w:cs="Times New Roman"/>
+        </w:rPr>
+        <w:t>.</w:t>
       </w:r>
     </w:p>
     <w:p>
@@ -8674,7 +8757,13 @@
         <w:rPr>
           <w:rFonts w:cs="Times New Roman"/>
         </w:rPr>
-        <w:t>- локальное время создания события;</w:t>
+        <w:t>- локальное время создания события</w:t>
+      </w:r>
+      <w:r>
+        <w:rPr>
+          <w:rFonts w:cs="Times New Roman"/>
+        </w:rPr>
+        <w:t>.</w:t>
       </w:r>
     </w:p>
     <w:p>
@@ -22653,6 +22742,12 @@
           <m:t>Ord</m:t>
         </m:r>
       </m:oMath>
+      <w:r>
+        <w:rPr>
+          <w:rFonts w:cs="Times New Roman"/>
+        </w:rPr>
+        <w:t>.</w:t>
+      </w:r>
     </w:p>
     <w:p>
       <w:pPr>
@@ -23790,12 +23885,28 @@
           <w:rFonts w:cs="Times New Roman"/>
           <w:iCs/>
         </w:rPr>
-        <w:t xml:space="preserve"> – это Merkle-root от UTXO, тогда </w:t>
-      </w:r>
+        <w:t xml:space="preserve"> – это </w:t>
+      </w:r>
+      <w:proofErr w:type="spellStart"/>
       <w:r>
         <w:rPr>
           <w:rFonts w:cs="Times New Roman"/>
           <w:iCs/>
+        </w:rPr>
+        <w:t>Merkle-root</w:t>
+      </w:r>
+      <w:proofErr w:type="spellEnd"/>
+      <w:r>
+        <w:rPr>
+          <w:rFonts w:cs="Times New Roman"/>
+          <w:iCs/>
+        </w:rPr>
+        <w:t xml:space="preserve"> от UTXO, тогда </w:t>
+      </w:r>
+      <w:r>
+        <w:rPr>
+          <w:rFonts w:cs="Times New Roman"/>
+          <w:iCs/>
           <w:lang w:val="en-US"/>
         </w:rPr>
         <w:t>Commit</w:t>
@@ -23821,6 +23932,14 @@
           <w:iCs/>
         </w:rPr>
         <w:t>дерева</w:t>
+      </w:r>
+      <w:r>
+        <w:rPr>
+          <w:rFonts w:cs="Times New Roman"/>
+          <w:iCs/>
+          <w:lang w:val="en-US"/>
+        </w:rPr>
+        <w:t>.</w:t>
       </w:r>
     </w:p>
     <w:p>
@@ -25089,7 +25208,19 @@
         <w:rPr>
           <w:rFonts w:cs="Times New Roman"/>
         </w:rPr>
-        <w:t xml:space="preserve"> (случайная потеря целостности сообщения).</w:t>
+        <w:t xml:space="preserve"> (случайн</w:t>
+      </w:r>
+      <w:r>
+        <w:rPr>
+          <w:rFonts w:cs="Times New Roman"/>
+        </w:rPr>
+        <w:t>ое нарушение</w:t>
+      </w:r>
+      <w:r>
+        <w:rPr>
+          <w:rFonts w:cs="Times New Roman"/>
+        </w:rPr>
+        <w:t xml:space="preserve"> целостности сообщения).</w:t>
       </w:r>
     </w:p>
     <w:p>
@@ -28850,7 +28981,13 @@
         <w:rPr>
           <w:rFonts w:cs="Times New Roman"/>
         </w:rPr>
-        <w:t xml:space="preserve">локальная поддержка </w:t>
+        <w:t>Л</w:t>
+      </w:r>
+      <w:r>
+        <w:rPr>
+          <w:rFonts w:cs="Times New Roman"/>
+        </w:rPr>
+        <w:t xml:space="preserve">окальная поддержка </w:t>
       </w:r>
       <m:oMath>
         <m:r>
@@ -28877,6 +29014,12 @@
           <w:rFonts w:cs="Times New Roman"/>
         </w:rPr>
         <w:t xml:space="preserve"> уже подтвердило конфликт</w:t>
+      </w:r>
+      <w:r>
+        <w:rPr>
+          <w:rFonts w:cs="Times New Roman"/>
+        </w:rPr>
+        <w:t>.</w:t>
       </w:r>
     </w:p>
     <w:p>
@@ -28896,7 +29039,13 @@
         <w:rPr>
           <w:rFonts w:cs="Times New Roman"/>
         </w:rPr>
-        <w:t xml:space="preserve">лучшая поддержка конкурента </w:t>
+        <w:t>Л</w:t>
+      </w:r>
+      <w:r>
+        <w:rPr>
+          <w:rFonts w:cs="Times New Roman"/>
+        </w:rPr>
+        <w:t xml:space="preserve">учшая поддержка конкурента </w:t>
       </w:r>
       <m:oMath>
         <m:r>
@@ -28930,7 +29079,19 @@
         <w:rPr>
           <w:rFonts w:cs="Times New Roman"/>
         </w:rPr>
-        <w:t xml:space="preserve">число известных конкурентов n </w:t>
+        <w:t>Ч</w:t>
+      </w:r>
+      <w:r>
+        <w:rPr>
+          <w:rFonts w:cs="Times New Roman"/>
+        </w:rPr>
+        <w:t>исло известных конкурентов n</w:t>
+      </w:r>
+      <w:r>
+        <w:rPr>
+          <w:rFonts w:cs="Times New Roman"/>
+        </w:rPr>
+        <w:t>.</w:t>
       </w:r>
     </w:p>
     <w:p>
@@ -28951,7 +29112,13 @@
           <w:rFonts w:cs="Times New Roman"/>
         </w:rPr>
         <w:lastRenderedPageBreak/>
-        <w:t>число</w:t>
+        <w:t>Ч</w:t>
+      </w:r>
+      <w:r>
+        <w:rPr>
+          <w:rFonts w:cs="Times New Roman"/>
+        </w:rPr>
+        <w:t>исло</w:t>
       </w:r>
       <w:r>
         <w:rPr>
@@ -31584,18 +31751,15 @@
       <w:r>
         <w:rPr>
           <w:rFonts w:cs="Times New Roman"/>
-          <w:lang w:val="en-US"/>
-        </w:rPr>
-        <w:t>C</w:t>
-      </w:r>
-      <w:proofErr w:type="spellStart"/>
+        </w:rPr>
+        <w:t>С</w:t>
+      </w:r>
       <w:r>
         <w:rPr>
           <w:rFonts w:cs="Times New Roman"/>
         </w:rPr>
         <w:t>редняя</w:t>
       </w:r>
-      <w:proofErr w:type="spellEnd"/>
       <w:r>
         <w:rPr>
           <w:rFonts w:cs="Times New Roman"/>
@@ -31623,16 +31787,14 @@
       <w:r>
         <w:rPr>
           <w:rFonts w:cs="Times New Roman"/>
-          <w:lang w:val="en-US"/>
-        </w:rPr>
-        <w:t>C</w:t>
-      </w:r>
-      <w:proofErr w:type="spellStart"/>
-      <w:r>
-        <w:rPr>
-          <w:rFonts w:cs="Times New Roman"/>
-        </w:rPr>
-        <w:t>трес</w:t>
+        </w:rPr>
+        <w:t>С</w:t>
+      </w:r>
+      <w:r>
+        <w:rPr>
+          <w:rFonts w:cs="Times New Roman"/>
+        </w:rPr>
+        <w:t>тре</w:t>
       </w:r>
       <w:r>
         <w:rPr>
@@ -31644,9 +31806,8 @@
         <w:rPr>
           <w:rFonts w:cs="Times New Roman"/>
         </w:rPr>
-        <w:t>овая</w:t>
-      </w:r>
-      <w:proofErr w:type="spellEnd"/>
+        <w:t>совая</w:t>
+      </w:r>
       <w:r>
         <w:rPr>
           <w:rFonts w:cs="Times New Roman"/>
@@ -31746,7 +31907,7 @@
         </w:rPr>
         <w:lastRenderedPageBreak/>
         <w:drawing>
-          <wp:inline distT="0" distB="0" distL="0" distR="0" wp14:anchorId="5C3060E7" wp14:editId="49DFCABF">
+          <wp:inline distT="0" distB="0" distL="0" distR="0" wp14:anchorId="5C3060E7" wp14:editId="05C24DBD">
             <wp:extent cx="4952020" cy="2971112"/>
             <wp:effectExtent l="0" t="0" r="1270" b="1270"/>
             <wp:docPr id="531067598" name="Рисунок 4"/>
@@ -34119,7 +34280,14 @@
           <w:rFonts w:cs="Times New Roman"/>
         </w:rPr>
         <w:br/>
-        <w:t xml:space="preserve">                      </w:t>
+        <w:t xml:space="preserve">                   </w:t>
+      </w:r>
+      <w:proofErr w:type="gramStart"/>
+      <w:r>
+        <w:rPr>
+          <w:rFonts w:cs="Times New Roman"/>
+        </w:rPr>
+        <w:t xml:space="preserve">   </w:t>
       </w:r>
       <w:r>
         <w:rPr>
@@ -34127,6 +34295,7 @@
         </w:rPr>
         <w:t>[</w:t>
       </w:r>
+      <w:proofErr w:type="gramEnd"/>
       <w:r>
         <w:rPr>
           <w:rFonts w:cs="Times New Roman"/>
@@ -34815,7 +34984,15 @@
           <w:rFonts w:cs="Times New Roman"/>
           <w:lang w:val="en-US"/>
         </w:rPr>
-        <w:t xml:space="preserve">Systems Design and </w:t>
+        <w:t xml:space="preserve">Systems Design </w:t>
+      </w:r>
+      <w:proofErr w:type="gramStart"/>
+      <w:r>
+        <w:rPr>
+          <w:rFonts w:cs="Times New Roman"/>
+          <w:lang w:val="en-US"/>
+        </w:rPr>
+        <w:t xml:space="preserve">and </w:t>
       </w:r>
       <w:r>
         <w:rPr>
@@ -34831,6 +35008,7 @@
         </w:rPr>
         <w:t>Implementation</w:t>
       </w:r>
+      <w:proofErr w:type="gramEnd"/>
       <w:r>
         <w:rPr>
           <w:rFonts w:cs="Times New Roman"/>
@@ -36714,7 +36892,14 @@
         <w:rPr>
           <w:rFonts w:cs="Times New Roman"/>
         </w:rPr>
-        <w:t xml:space="preserve">URL: https://medium.com/german-gorelkin/gossip-protocol-4ef76c85a6d0 </w:t>
+        <w:t xml:space="preserve">URL: </w:t>
+      </w:r>
+      <w:proofErr w:type="gramStart"/>
+      <w:r>
+        <w:rPr>
+          <w:rFonts w:cs="Times New Roman"/>
+        </w:rPr>
+        <w:t xml:space="preserve">https://medium.com/german-gorelkin/gossip-protocol-4ef76c85a6d0 </w:t>
       </w:r>
       <w:r>
         <w:rPr>
@@ -36728,6 +36913,7 @@
         </w:rPr>
         <w:tab/>
       </w:r>
+      <w:proofErr w:type="gramEnd"/>
       <w:r>
         <w:rPr>
           <w:rFonts w:cs="Times New Roman"/>
